--- a/doc/O2C_Time_Open_Points.docx
+++ b/doc/O2C_Time_Open_Points.docx
@@ -406,7 +406,15 @@
               <w:t xml:space="preserve"> parties?</w:t>
             </w:r>
             <w:r>
-              <w:t xml:space="preserve"> Your scenario 8 says yes, and says we will need to know why later. </w:t>
+              <w:t xml:space="preserve"> Your scenario 8 says </w:t>
+            </w:r>
+            <w:proofErr w:type="gramStart"/>
+            <w:r>
+              <w:t>yes, and</w:t>
+            </w:r>
+            <w:proofErr w:type="gramEnd"/>
+            <w:r>
+              <w:t xml:space="preserve"> says we will need to know why later. </w:t>
             </w:r>
             <w:r>
               <w:rPr>
@@ -704,7 +712,14 @@
               <w:rPr>
                 <w:b/>
               </w:rPr>
-              <w:t xml:space="preserve"> as both status and flag, or collapse?</w:t>
+              <w:t xml:space="preserve"> as both status and flag, or </w:t>
+            </w:r>
+            <w:proofErr w:type="gramStart"/>
+            <w:r>
+              <w:rPr>
+                <w:b/>
+              </w:rPr>
+              <w:t>collapse?</w:t>
             </w:r>
             <w:r>
               <w:rPr>
@@ -712,6 +727,7 @@
               </w:rPr>
               <w:t>Overridden</w:t>
             </w:r>
+            <w:proofErr w:type="gramEnd"/>
             <w:r>
               <w:t xml:space="preserve"> settled 06-Aug — flag only.</w:t>
             </w:r>
@@ -842,13 +858,24 @@
               <w:t>Does accrual need manager approval?</w:t>
             </w:r>
             <w:r>
-              <w:t xml:space="preserve"> You decided it does not. RULE-020 and the BRD both say it does — </w:t>
+              <w:t xml:space="preserve"> You decided it does not. RULE-020 and the BRD both say it </w:t>
+            </w:r>
+            <w:proofErr w:type="gramStart"/>
+            <w:r>
+              <w:t xml:space="preserve">does — </w:t>
             </w:r>
             <w:r>
               <w:rPr>
                 <w:i/>
               </w:rPr>
-              <w:t>"there is a very specific approval that we will consider for month-end close, which is what will flow into the accrual model."</w:t>
+              <w:t>"</w:t>
+            </w:r>
+            <w:proofErr w:type="gramEnd"/>
+            <w:r>
+              <w:rPr>
+                <w:i/>
+              </w:rPr>
+              <w:t>there is a very specific approval that we will consider for month-end close, which is what will flow into the accrual model."</w:t>
             </w:r>
             <w:r>
               <w:t xml:space="preserve"> Nothing has been changed on the strength of the decision. </w:t>
@@ -1154,7 +1181,21 @@
               <w:rPr>
                 <w:i/>
               </w:rPr>
-              <w:t>"I am paying a contractor for 100 hours, it means 100 hours of money you are collecting."</w:t>
+              <w:t xml:space="preserve">"I am paying a contractor for 100 </w:t>
+            </w:r>
+            <w:proofErr w:type="gramStart"/>
+            <w:r>
+              <w:rPr>
+                <w:i/>
+              </w:rPr>
+              <w:t>hours,</w:t>
+            </w:r>
+            <w:proofErr w:type="gramEnd"/>
+            <w:r>
+              <w:rPr>
+                <w:i/>
+              </w:rPr>
+              <w:t xml:space="preserve"> it means 100 hours of money you are collecting."</w:t>
             </w:r>
           </w:p>
         </w:tc>
@@ -1327,7 +1368,15 @@
               <w:t>OC_TS_CLIENT_DOC</w:t>
             </w:r>
             <w:r>
-              <w:t xml:space="preserve"> exists, screen does not</w:t>
+              <w:t xml:space="preserve"> </w:t>
+            </w:r>
+            <w:proofErr w:type="gramStart"/>
+            <w:r>
+              <w:t>exists,</w:t>
+            </w:r>
+            <w:proofErr w:type="gramEnd"/>
+            <w:r>
+              <w:t xml:space="preserve"> screen does not</w:t>
             </w:r>
           </w:p>
         </w:tc>
@@ -1362,7 +1411,23 @@
                 <w:rFonts w:ascii="Consolas" w:hAnsi="Consolas"/>
                 <w:sz w:val="18"/>
               </w:rPr>
-              <w:t>and its per month and per project</w:t>
+              <w:t xml:space="preserve">and </w:t>
+            </w:r>
+            <w:proofErr w:type="gramStart"/>
+            <w:r>
+              <w:rPr>
+                <w:rFonts w:ascii="Consolas" w:hAnsi="Consolas"/>
+                <w:sz w:val="18"/>
+              </w:rPr>
+              <w:t>its</w:t>
+            </w:r>
+            <w:proofErr w:type="gramEnd"/>
+            <w:r>
+              <w:rPr>
+                <w:rFonts w:ascii="Consolas" w:hAnsi="Consolas"/>
+                <w:sz w:val="18"/>
+              </w:rPr>
+              <w:t xml:space="preserve"> per month and per project</w:t>
             </w:r>
           </w:p>
         </w:tc>
@@ -1586,11 +1651,24 @@
             <w:pPr>
               <w:spacing w:after="40"/>
             </w:pPr>
-            <w:r>
-              <w:t xml:space="preserve">SO if we </w:t>
-            </w:r>
-            <w:r>
-              <w:t>revoke it before the cutoff and submit it also before the weekly cutoff its not a problem</w:t>
+            <w:proofErr w:type="gramStart"/>
+            <w:r>
+              <w:t>SO</w:t>
+            </w:r>
+            <w:proofErr w:type="gramEnd"/>
+            <w:r>
+              <w:t xml:space="preserve"> if we </w:t>
+            </w:r>
+            <w:r>
+              <w:t xml:space="preserve">revoke it before the cutoff and submit it also before the weekly cutoff </w:t>
+            </w:r>
+            <w:proofErr w:type="gramStart"/>
+            <w:r>
+              <w:t>its</w:t>
+            </w:r>
+            <w:proofErr w:type="gramEnd"/>
+            <w:r>
+              <w:t xml:space="preserve"> not a problem</w:t>
             </w:r>
             <w:r>
               <w:t>, we cannot submit it after the cutoff</w:t>
@@ -1655,8 +1733,21 @@
             <w:pPr>
               <w:spacing w:after="40"/>
             </w:pPr>
-            <w:r>
-              <w:t xml:space="preserve">Yes for manager is only delivery </w:t>
+            <w:proofErr w:type="gramStart"/>
+            <w:r>
+              <w:t>Yes</w:t>
+            </w:r>
+            <w:proofErr w:type="gramEnd"/>
+            <w:r>
+              <w:t xml:space="preserve"> for </w:t>
+            </w:r>
+            <w:proofErr w:type="gramStart"/>
+            <w:r>
+              <w:t>manager</w:t>
+            </w:r>
+            <w:proofErr w:type="gramEnd"/>
+            <w:r>
+              <w:t xml:space="preserve"> is only delivery </w:t>
             </w:r>
             <w:r>
               <w:t>cutoff</w:t>
@@ -1696,7 +1787,23 @@
               <w:t>Absence correction</w:t>
             </w:r>
             <w:r>
-              <w:t xml:space="preserve"> — inside the delivery cut-off it reflects directly, past it flows as an adjustment. Your principle, and the BRD lists late absence as a post-cut-off driver. Needs its own rule id.</w:t>
+              <w:t xml:space="preserve"> — inside the delivery cut-</w:t>
+            </w:r>
+            <w:proofErr w:type="gramStart"/>
+            <w:r>
+              <w:t>off it</w:t>
+            </w:r>
+            <w:proofErr w:type="gramEnd"/>
+            <w:r>
+              <w:t xml:space="preserve"> reflects directly, past it flows as an adjustment. Your principle, and the BRD lists late </w:t>
+            </w:r>
+            <w:proofErr w:type="gramStart"/>
+            <w:r>
+              <w:t>absence</w:t>
+            </w:r>
+            <w:proofErr w:type="gramEnd"/>
+            <w:r>
+              <w:t xml:space="preserve"> as a post-cut-off driver. Needs its own rule id.</w:t>
             </w:r>
           </w:p>
         </w:tc>
@@ -1756,7 +1863,15 @@
               <w:t>Scenario 21 — auto-revoke or notify only?</w:t>
             </w:r>
             <w:r>
-              <w:t xml:space="preserve"> Recommend notify. Auto-revoke destroys the employee's evidence that they submitted on time, and then defaulting penalises them for it.</w:t>
+              <w:t xml:space="preserve"> Recommend </w:t>
+            </w:r>
+            <w:proofErr w:type="gramStart"/>
+            <w:r>
+              <w:t>notify</w:t>
+            </w:r>
+            <w:proofErr w:type="gramEnd"/>
+            <w:r>
+              <w:t>. Auto-revoke destroys the employee's evidence that they submitted on time, and then defaulting penalises them for it.</w:t>
             </w:r>
           </w:p>
         </w:tc>
@@ -1819,7 +1934,14 @@
               <w:rPr>
                 <w:b/>
               </w:rPr>
-              <w:t>Leave-loss coverage exclusions</w:t>
+              <w:t xml:space="preserve">Leave-loss coverage </w:t>
+            </w:r>
+            <w:proofErr w:type="gramStart"/>
+            <w:r>
+              <w:rPr>
+                <w:b/>
+              </w:rPr>
+              <w:t>exclusions</w:t>
             </w:r>
             <w:r>
               <w:t xml:space="preserve"> — </w:t>
@@ -1828,7 +1950,14 @@
               <w:rPr>
                 <w:i/>
               </w:rPr>
-              <w:t>"any form of absence other than long leaves, maternity and ELOP will not be considered."</w:t>
+              <w:t>"</w:t>
+            </w:r>
+            <w:proofErr w:type="gramEnd"/>
+            <w:r>
+              <w:rPr>
+                <w:i/>
+              </w:rPr>
+              <w:t>any form of absence other than long leaves, maternity and ELOP will not be considered."</w:t>
             </w:r>
             <w:r>
               <w:t xml:space="preserve"> No exclusion by absence type today.</w:t>
@@ -1902,7 +2031,15 @@
               <w:t>Cover person constraints</w:t>
             </w:r>
             <w:r>
-              <w:t xml:space="preserve"> — must not be absent that day, and must not already be covering someone else that day. </w:t>
+              <w:t xml:space="preserve"> — must not be absent that </w:t>
+            </w:r>
+            <w:proofErr w:type="gramStart"/>
+            <w:r>
+              <w:t>day, and</w:t>
+            </w:r>
+            <w:proofErr w:type="gramEnd"/>
+            <w:r>
+              <w:t xml:space="preserve"> must not already be covering someone else that day. </w:t>
             </w:r>
             <w:r>
               <w:rPr>
@@ -2220,7 +2357,21 @@
               <w:rPr>
                 <w:b/>
               </w:rPr>
-              <w:t>"Time Card Required" eligibility</w:t>
+              <w:t>"</w:t>
+            </w:r>
+            <w:proofErr w:type="gramStart"/>
+            <w:r>
+              <w:rPr>
+                <w:b/>
+              </w:rPr>
+              <w:t>Time Card</w:t>
+            </w:r>
+            <w:proofErr w:type="gramEnd"/>
+            <w:r>
+              <w:rPr>
+                <w:b/>
+              </w:rPr>
+              <w:t xml:space="preserve"> Required" eligibility</w:t>
             </w:r>
             <w:r>
               <w:t xml:space="preserve"> read and enforced?</w:t>
@@ -2357,7 +2508,15 @@
               <w:t>Does prepopulation stay a scheduled job?</w:t>
             </w:r>
             <w:r>
-              <w:t xml:space="preserve"> The BRD requires it — monthly on the 28th or 29th for the whole of the next month, plus a delta job several times a day. It cannot be live: the sheet must exist before the employee opens it, and the accrual month must be complete for people who never log in. Recommended reconciliation — keep both jobs, but have them read Fusion </w:t>
+              <w:t xml:space="preserve"> The BRD requires it — monthly on the 28th or 29th for the whole of the next month, plus a delta job several times a day. It cannot be live: the sheet must exist before the employee opens it, and the accrual month must be complete for people who never log in. Recommended reconciliation — keep both </w:t>
+            </w:r>
+            <w:proofErr w:type="gramStart"/>
+            <w:r>
+              <w:t>jobs, but</w:t>
+            </w:r>
+            <w:proofErr w:type="gramEnd"/>
+            <w:r>
+              <w:t xml:space="preserve"> have them read Fusion </w:t>
             </w:r>
             <w:r>
               <w:rPr>
@@ -2390,6 +2549,12 @@
                 <w:b/>
               </w:rPr>
             </w:pPr>
+            <w:r>
+              <w:rPr>
+                <w:b/>
+              </w:rPr>
+              <w:t>Yes</w:t>
+            </w:r>
           </w:p>
         </w:tc>
       </w:tr>
@@ -2561,13 +2726,24 @@
               <w:t>Advance close: flag, or date range?</w:t>
             </w:r>
             <w:r>
-              <w:t xml:space="preserve"> Ours is one Y/N flag. The BRD describes a control table with an explicit start and end date — </w:t>
+              <w:t xml:space="preserve"> Ours is one Y/N flag. The BRD describes a control table with an explicit start and end </w:t>
+            </w:r>
+            <w:proofErr w:type="gramStart"/>
+            <w:r>
+              <w:t xml:space="preserve">date — </w:t>
             </w:r>
             <w:r>
               <w:rPr>
                 <w:i/>
               </w:rPr>
-              <w:t>"1st to 30th June normally; this month I want to start from the 28th."</w:t>
+              <w:t>"</w:t>
+            </w:r>
+            <w:proofErr w:type="gramEnd"/>
+            <w:r>
+              <w:rPr>
+                <w:i/>
+              </w:rPr>
+              <w:t>1st to 30th June normally; this month I want to start from the 28th."</w:t>
             </w:r>
           </w:p>
         </w:tc>
@@ -2938,7 +3114,15 @@
               <w:t>Structure of the accrual staging table</w:t>
             </w:r>
             <w:r>
-              <w:t xml:space="preserve"> — summary, employee-wise complete timesheet, and adjustments, in our schema for them to pull. Being defined on the </w:t>
+              <w:t xml:space="preserve"> — summary, employee-wise complete timesheet, and adjustments, in our </w:t>
+            </w:r>
+            <w:proofErr w:type="gramStart"/>
+            <w:r>
+              <w:t>schema</w:t>
+            </w:r>
+            <w:proofErr w:type="gramEnd"/>
+            <w:r>
+              <w:t xml:space="preserve"> for them to pull. Being defined on the </w:t>
             </w:r>
             <w:r>
               <w:lastRenderedPageBreak/>
@@ -3039,7 +3223,21 @@
               <w:rPr>
                 <w:b/>
               </w:rPr>
-              <w:t>Which month a retro adjustment accrues to.</w:t>
+              <w:t xml:space="preserve">Which month </w:t>
+            </w:r>
+            <w:proofErr w:type="gramStart"/>
+            <w:r>
+              <w:rPr>
+                <w:b/>
+              </w:rPr>
+              <w:t>a retro adjustment</w:t>
+            </w:r>
+            <w:proofErr w:type="gramEnd"/>
+            <w:r>
+              <w:rPr>
+                <w:b/>
+              </w:rPr>
+              <w:t xml:space="preserve"> accrues to.</w:t>
             </w:r>
             <w:r>
               <w:t xml:space="preserve"> The module records the source period and the posting period on the adjustment and puts </w:t>
@@ -3051,7 +3249,15 @@
               <w:t>neither</w:t>
             </w:r>
             <w:r>
-              <w:t xml:space="preserve"> on the interface row, so the consumer has to infer it. Both are needed: source drives the revenue period, post drives which pull takes it. The BRD's worked example is exactly this case.</w:t>
+              <w:t xml:space="preserve"> on the interface row, so the consumer </w:t>
+            </w:r>
+            <w:proofErr w:type="gramStart"/>
+            <w:r>
+              <w:t>has to</w:t>
+            </w:r>
+            <w:proofErr w:type="gramEnd"/>
+            <w:r>
+              <w:t xml:space="preserve"> infer it. Both are needed: source drives the revenue period, post drives which pull takes it. The BRD's worked example is exactly this case.</w:t>
             </w:r>
           </w:p>
         </w:tc>
@@ -3101,7 +3307,15 @@
               <w:t>The staging row must carry the status of the hours</w:t>
             </w:r>
             <w:r>
-              <w:t xml:space="preserve"> — without it accrual cannot tell provisional from final, or true up once approval arrives.</w:t>
+              <w:t xml:space="preserve"> — without </w:t>
+            </w:r>
+            <w:proofErr w:type="gramStart"/>
+            <w:r>
+              <w:t>it</w:t>
+            </w:r>
+            <w:proofErr w:type="gramEnd"/>
+            <w:r>
+              <w:t xml:space="preserve"> accrual cannot tell provisional from final, or true up once approval arrives.</w:t>
             </w:r>
           </w:p>
         </w:tc>
@@ -3157,7 +3371,21 @@
               <w:rPr>
                 <w:i/>
               </w:rPr>
-              <w:t>"fundamentally you don't have to do an extraction; all you need to do is create a view based on the table he is already using"</w:t>
+              <w:t>"</w:t>
+            </w:r>
+            <w:proofErr w:type="gramStart"/>
+            <w:r>
+              <w:rPr>
+                <w:i/>
+              </w:rPr>
+              <w:t>fundamentally</w:t>
+            </w:r>
+            <w:proofErr w:type="gramEnd"/>
+            <w:r>
+              <w:rPr>
+                <w:i/>
+              </w:rPr>
+              <w:t xml:space="preserve"> you don't have to do an extraction; all you need to do is create a view based on the table he is already using"</w:t>
             </w:r>
             <w:r>
               <w:t xml:space="preserve"> — which supports the built pull path over the dormant push. Their call.</w:t>
@@ -3460,13 +3688,32 @@
               <w:spacing w:after="40"/>
             </w:pPr>
             <w:r>
-              <w:t xml:space="preserve">Where the revenue model and leave-loss flag come from. Neither is read from Fusion and both are null today, so </w:t>
+              <w:t xml:space="preserve">Where the revenue model and leave-loss flag come from. Neither is read from </w:t>
+            </w:r>
+            <w:proofErr w:type="gramStart"/>
+            <w:r>
+              <w:t>Fusion</w:t>
+            </w:r>
+            <w:proofErr w:type="gramEnd"/>
+            <w:r>
+              <w:t xml:space="preserve"> and both are null today, </w:t>
+            </w:r>
+            <w:proofErr w:type="gramStart"/>
+            <w:r>
+              <w:t xml:space="preserve">so </w:t>
             </w:r>
             <w:r>
               <w:rPr>
                 <w:b/>
               </w:rPr>
-              <w:t>leave loss cannot fire for any project</w:t>
+              <w:t>leave</w:t>
+            </w:r>
+            <w:proofErr w:type="gramEnd"/>
+            <w:r>
+              <w:rPr>
+                <w:b/>
+              </w:rPr>
+              <w:t xml:space="preserve"> loss cannot fire for any project</w:t>
             </w:r>
             <w:r>
               <w:t>.</w:t>
@@ -3713,10 +3960,21 @@
               <w:rPr>
                 <w:b/>
               </w:rPr>
-              <w:t>Source period, post period, post-cut-off flag and driver onto the accrual interface</w:t>
-            </w:r>
-            <w:r>
-              <w:t xml:space="preserve">, and key the pull on the post period. This is S-24 and S-25 as </w:t>
+              <w:t xml:space="preserve">Source period, post period, post-cut-off flag and driver onto the accrual </w:t>
+            </w:r>
+            <w:proofErr w:type="gramStart"/>
+            <w:r>
+              <w:rPr>
+                <w:b/>
+              </w:rPr>
+              <w:t>interface</w:t>
+            </w:r>
+            <w:r>
+              <w:t>, and</w:t>
+            </w:r>
+            <w:proofErr w:type="gramEnd"/>
+            <w:r>
+              <w:t xml:space="preserve"> key the pull on the post period. This is S-24 and S-25 as </w:t>
             </w:r>
             <w:r>
               <w:lastRenderedPageBreak/>
@@ -3732,9 +3990,33 @@
             <w:pPr>
               <w:spacing w:after="40"/>
             </w:pPr>
+            <w:proofErr w:type="spellStart"/>
             <w:r>
               <w:lastRenderedPageBreak/>
-              <w:t>the double-count</w:t>
+              <w:t>the</w:t>
+            </w:r>
+            <w:proofErr w:type="spellEnd"/>
+            <w:r>
+              <w:t xml:space="preserve"> do</w:t>
+            </w:r>
+          </w:p>
+          <w:p>
+            <w:pPr>
+              <w:spacing w:after="40"/>
+            </w:pPr>
+          </w:p>
+          <w:p>
+            <w:pPr>
+              <w:spacing w:after="40"/>
+            </w:pPr>
+            <w:proofErr w:type="spellStart"/>
+            <w:r>
+              <w:lastRenderedPageBreak/>
+              <w:t>uble</w:t>
+            </w:r>
+            <w:proofErr w:type="spellEnd"/>
+            <w:r>
+              <w:t>-count</w:t>
             </w:r>
           </w:p>
         </w:tc>
@@ -4284,7 +4566,15 @@
               <w:t>doc/</w:t>
             </w:r>
             <w:r>
-              <w:t>. Would answer most of section A.</w:t>
+              <w:t xml:space="preserve">. </w:t>
+            </w:r>
+            <w:proofErr w:type="gramStart"/>
+            <w:r>
+              <w:t>Would</w:t>
+            </w:r>
+            <w:proofErr w:type="gramEnd"/>
+            <w:r>
+              <w:t xml:space="preserve"> answer most of section A.</w:t>
             </w:r>
           </w:p>
         </w:tc>
@@ -4343,7 +4633,14 @@
               <w:rPr>
                 <w:b/>
               </w:rPr>
-              <w:t>The control table walkthrough</w:t>
+              <w:t xml:space="preserve">The control table </w:t>
+            </w:r>
+            <w:proofErr w:type="gramStart"/>
+            <w:r>
+              <w:rPr>
+                <w:b/>
+              </w:rPr>
+              <w:t>walkthrough</w:t>
             </w:r>
             <w:r>
               <w:t xml:space="preserve"> — </w:t>
@@ -4352,7 +4649,28 @@
               <w:rPr>
                 <w:i/>
               </w:rPr>
-              <w:t>"the control table has already been designed, we will give you all that as a walk through."</w:t>
+              <w:t>"</w:t>
+            </w:r>
+            <w:proofErr w:type="gramEnd"/>
+            <w:r>
+              <w:rPr>
+                <w:i/>
+              </w:rPr>
+              <w:t xml:space="preserve">the control table has already been </w:t>
+            </w:r>
+            <w:proofErr w:type="gramStart"/>
+            <w:r>
+              <w:rPr>
+                <w:i/>
+              </w:rPr>
+              <w:t>designed,</w:t>
+            </w:r>
+            <w:proofErr w:type="gramEnd"/>
+            <w:r>
+              <w:rPr>
+                <w:i/>
+              </w:rPr>
+              <w:t xml:space="preserve"> we will give you all that as a walk through."</w:t>
             </w:r>
             <w:r>
               <w:t xml:space="preserve"> Not in </w:t>
@@ -4384,7 +4702,21 @@
               <w:rPr>
                 <w:b/>
               </w:rPr>
-              <w:t>This control table we will setup in the o2c main application</w:t>
+              <w:t xml:space="preserve">This control table we will </w:t>
+            </w:r>
+            <w:proofErr w:type="gramStart"/>
+            <w:r>
+              <w:rPr>
+                <w:b/>
+              </w:rPr>
+              <w:t>setup</w:t>
+            </w:r>
+            <w:proofErr w:type="gramEnd"/>
+            <w:r>
+              <w:rPr>
+                <w:b/>
+              </w:rPr>
+              <w:t xml:space="preserve"> in the o2c main application</w:t>
             </w:r>
           </w:p>
         </w:tc>
